--- a/belgeler/13_TEKLIF_MARFEN_01_KUMES_A_BLOK.docx
+++ b/belgeler/13_TEKLIF_MARFEN_01_KUMES_A_BLOK.docx
@@ -7142,7 +7142,7 @@
                 <w:color w:val="000000"/>
                 <w:sz w:val="16"/>
               </w:rPr>
-              <w:t>115,96</w:t>
+              <w:t>105,37</w:t>
             </w:r>
           </w:p>
         </w:tc>
@@ -7169,7 +7169,7 @@
                 <w:color w:val="000000"/>
                 <w:sz w:val="16"/>
               </w:rPr>
-              <w:t>21.568,56</w:t>
+              <w:t>19.598,82</w:t>
             </w:r>
           </w:p>
         </w:tc>
@@ -7225,6 +7225,170 @@
                 <w:color w:val="000000"/>
                 <w:sz w:val="16"/>
               </w:rPr>
+              <w:t>Bina ihata iletkeni tesisatının montajı — temel topraklaması</w:t>
+            </w:r>
+          </w:p>
+        </w:tc>
+        <w:tc>
+          <w:tcPr>
+            <w:tcW w:type="dxa" w:w="794"/>
+            <w:tcBorders>
+              <w:top w:val="single" w:sz="4" w:space="0" w:color="808080"/>
+              <w:left w:val="single" w:sz="4" w:space="0" w:color="808080"/>
+              <w:bottom w:val="single" w:sz="4" w:space="0" w:color="808080"/>
+              <w:right w:val="single" w:sz="4" w:space="0" w:color="808080"/>
+            </w:tcBorders>
+          </w:tcPr>
+          <w:p>
+            <w:pPr>
+              <w:spacing w:before="20" w:after="20"/>
+              <w:jc w:val="left"/>
+            </w:pPr>
+            <w:r>
+              <w:rPr>
+                <w:rFonts w:ascii="Calibri" w:hAnsi="Calibri"/>
+                <w:b w:val="0"/>
+                <w:i w:val="0"/>
+                <w:color w:val="000000"/>
+                <w:sz w:val="16"/>
+              </w:rPr>
+              <w:t>m</w:t>
+            </w:r>
+          </w:p>
+        </w:tc>
+        <w:tc>
+          <w:tcPr>
+            <w:tcW w:type="dxa" w:w="1247"/>
+            <w:tcBorders>
+              <w:top w:val="single" w:sz="4" w:space="0" w:color="808080"/>
+              <w:left w:val="single" w:sz="4" w:space="0" w:color="808080"/>
+              <w:bottom w:val="single" w:sz="4" w:space="0" w:color="808080"/>
+              <w:right w:val="single" w:sz="4" w:space="0" w:color="808080"/>
+            </w:tcBorders>
+          </w:tcPr>
+          <w:p>
+            <w:pPr>
+              <w:spacing w:before="20" w:after="20"/>
+              <w:jc w:val="left"/>
+            </w:pPr>
+            <w:r>
+              <w:rPr>
+                <w:rFonts w:ascii="Calibri" w:hAnsi="Calibri"/>
+                <w:b w:val="0"/>
+                <w:i w:val="0"/>
+                <w:color w:val="000000"/>
+                <w:sz w:val="16"/>
+              </w:rPr>
+              <w:t>186,000</w:t>
+            </w:r>
+          </w:p>
+        </w:tc>
+        <w:tc>
+          <w:tcPr>
+            <w:tcW w:type="dxa" w:w="1474"/>
+            <w:tcBorders>
+              <w:top w:val="single" w:sz="4" w:space="0" w:color="808080"/>
+              <w:left w:val="single" w:sz="4" w:space="0" w:color="808080"/>
+              <w:bottom w:val="single" w:sz="4" w:space="0" w:color="808080"/>
+              <w:right w:val="single" w:sz="4" w:space="0" w:color="808080"/>
+            </w:tcBorders>
+          </w:tcPr>
+          <w:p>
+            <w:pPr>
+              <w:spacing w:before="20" w:after="20"/>
+              <w:jc w:val="left"/>
+            </w:pPr>
+            <w:r>
+              <w:rPr>
+                <w:rFonts w:ascii="Calibri" w:hAnsi="Calibri"/>
+                <w:b w:val="0"/>
+                <w:i w:val="0"/>
+                <w:color w:val="000000"/>
+                <w:sz w:val="16"/>
+              </w:rPr>
+              <w:t>77,54</w:t>
+            </w:r>
+          </w:p>
+        </w:tc>
+        <w:tc>
+          <w:tcPr>
+            <w:tcW w:type="dxa" w:w="1587"/>
+            <w:tcBorders>
+              <w:top w:val="single" w:sz="4" w:space="0" w:color="808080"/>
+              <w:left w:val="single" w:sz="4" w:space="0" w:color="808080"/>
+              <w:bottom w:val="single" w:sz="4" w:space="0" w:color="808080"/>
+              <w:right w:val="single" w:sz="4" w:space="0" w:color="808080"/>
+            </w:tcBorders>
+          </w:tcPr>
+          <w:p>
+            <w:pPr>
+              <w:spacing w:before="20" w:after="20"/>
+              <w:jc w:val="left"/>
+            </w:pPr>
+            <w:r>
+              <w:rPr>
+                <w:rFonts w:ascii="Calibri" w:hAnsi="Calibri"/>
+                <w:b w:val="0"/>
+                <w:i w:val="0"/>
+                <w:color w:val="000000"/>
+                <w:sz w:val="16"/>
+              </w:rPr>
+              <w:t>14.422,44</w:t>
+            </w:r>
+          </w:p>
+        </w:tc>
+      </w:tr>
+      <w:tr>
+        <w:tc>
+          <w:tcPr>
+            <w:tcW w:type="dxa" w:w="624"/>
+            <w:tcBorders>
+              <w:top w:val="single" w:sz="4" w:space="0" w:color="808080"/>
+              <w:left w:val="single" w:sz="4" w:space="0" w:color="808080"/>
+              <w:bottom w:val="single" w:sz="4" w:space="0" w:color="808080"/>
+              <w:right w:val="single" w:sz="4" w:space="0" w:color="808080"/>
+            </w:tcBorders>
+          </w:tcPr>
+          <w:p>
+            <w:pPr>
+              <w:spacing w:before="20" w:after="20"/>
+              <w:jc w:val="left"/>
+            </w:pPr>
+            <w:r>
+              <w:rPr>
+                <w:rFonts w:ascii="Calibri" w:hAnsi="Calibri"/>
+                <w:b w:val="0"/>
+                <w:i w:val="0"/>
+                <w:color w:val="000000"/>
+                <w:sz w:val="16"/>
+              </w:rPr>
+              <w:t>36</w:t>
+            </w:r>
+          </w:p>
+        </w:tc>
+        <w:tc>
+          <w:tcPr>
+            <w:tcW w:type="dxa" w:w="4706"/>
+            <w:tcBorders>
+              <w:top w:val="single" w:sz="4" w:space="0" w:color="808080"/>
+              <w:left w:val="single" w:sz="4" w:space="0" w:color="808080"/>
+              <w:bottom w:val="single" w:sz="4" w:space="0" w:color="808080"/>
+              <w:right w:val="single" w:sz="4" w:space="0" w:color="808080"/>
+            </w:tcBorders>
+          </w:tcPr>
+          <w:p>
+            <w:pPr>
+              <w:spacing w:before="20" w:after="20"/>
+              <w:jc w:val="left"/>
+            </w:pPr>
+            <w:r>
+              <w:rPr>
+                <w:rFonts w:ascii="Calibri" w:hAnsi="Calibri"/>
+                <w:b w:val="0"/>
+                <w:i w:val="0"/>
+                <w:color w:val="000000"/>
+                <w:sz w:val="16"/>
+              </w:rPr>
               <w:t>Aktif yakalama ucu, ortalama uyarım yolu DL = 30-40 m (%25 müteahhit kârı dahil)</w:t>
             </w:r>
           </w:p>
@@ -7306,7 +7470,7 @@
                 <w:color w:val="000000"/>
                 <w:sz w:val="16"/>
               </w:rPr>
-              <w:t>15.595,61</w:t>
+              <w:t>14.132,58</w:t>
             </w:r>
           </w:p>
         </w:tc>
@@ -7333,7 +7497,7 @@
                 <w:color w:val="000000"/>
                 <w:sz w:val="16"/>
               </w:rPr>
-              <w:t>15.595,61</w:t>
+              <w:t>14.132,58</w:t>
             </w:r>
           </w:p>
         </w:tc>
@@ -7362,7 +7526,171 @@
                 <w:color w:val="000000"/>
                 <w:sz w:val="16"/>
               </w:rPr>
-              <w:t>36</w:t>
+              <w:t>37</w:t>
+            </w:r>
+          </w:p>
+        </w:tc>
+        <w:tc>
+          <w:tcPr>
+            <w:tcW w:type="dxa" w:w="4706"/>
+            <w:tcBorders>
+              <w:top w:val="single" w:sz="4" w:space="0" w:color="808080"/>
+              <w:left w:val="single" w:sz="4" w:space="0" w:color="808080"/>
+              <w:bottom w:val="single" w:sz="4" w:space="0" w:color="808080"/>
+              <w:right w:val="single" w:sz="4" w:space="0" w:color="808080"/>
+            </w:tcBorders>
+          </w:tcPr>
+          <w:p>
+            <w:pPr>
+              <w:spacing w:before="20" w:after="20"/>
+              <w:jc w:val="left"/>
+            </w:pPr>
+            <w:r>
+              <w:rPr>
+                <w:rFonts w:ascii="Calibri" w:hAnsi="Calibri"/>
+                <w:b w:val="0"/>
+                <w:i w:val="0"/>
+                <w:color w:val="000000"/>
+                <w:sz w:val="16"/>
+              </w:rPr>
+              <w:t>Aktif yakalama ucunun montajı — direk, taşıyıcı ve bağlantı elemanlarıyla yerine konulması</w:t>
+            </w:r>
+          </w:p>
+        </w:tc>
+        <w:tc>
+          <w:tcPr>
+            <w:tcW w:type="dxa" w:w="794"/>
+            <w:tcBorders>
+              <w:top w:val="single" w:sz="4" w:space="0" w:color="808080"/>
+              <w:left w:val="single" w:sz="4" w:space="0" w:color="808080"/>
+              <w:bottom w:val="single" w:sz="4" w:space="0" w:color="808080"/>
+              <w:right w:val="single" w:sz="4" w:space="0" w:color="808080"/>
+            </w:tcBorders>
+          </w:tcPr>
+          <w:p>
+            <w:pPr>
+              <w:spacing w:before="20" w:after="20"/>
+              <w:jc w:val="left"/>
+            </w:pPr>
+            <w:r>
+              <w:rPr>
+                <w:rFonts w:ascii="Calibri" w:hAnsi="Calibri"/>
+                <w:b w:val="0"/>
+                <w:i w:val="0"/>
+                <w:color w:val="000000"/>
+                <w:sz w:val="16"/>
+              </w:rPr>
+              <w:t>ad</w:t>
+            </w:r>
+          </w:p>
+        </w:tc>
+        <w:tc>
+          <w:tcPr>
+            <w:tcW w:type="dxa" w:w="1247"/>
+            <w:tcBorders>
+              <w:top w:val="single" w:sz="4" w:space="0" w:color="808080"/>
+              <w:left w:val="single" w:sz="4" w:space="0" w:color="808080"/>
+              <w:bottom w:val="single" w:sz="4" w:space="0" w:color="808080"/>
+              <w:right w:val="single" w:sz="4" w:space="0" w:color="808080"/>
+            </w:tcBorders>
+          </w:tcPr>
+          <w:p>
+            <w:pPr>
+              <w:spacing w:before="20" w:after="20"/>
+              <w:jc w:val="left"/>
+            </w:pPr>
+            <w:r>
+              <w:rPr>
+                <w:rFonts w:ascii="Calibri" w:hAnsi="Calibri"/>
+                <w:b w:val="0"/>
+                <w:i w:val="0"/>
+                <w:color w:val="000000"/>
+                <w:sz w:val="16"/>
+              </w:rPr>
+              <w:t>1,000</w:t>
+            </w:r>
+          </w:p>
+        </w:tc>
+        <w:tc>
+          <w:tcPr>
+            <w:tcW w:type="dxa" w:w="1474"/>
+            <w:tcBorders>
+              <w:top w:val="single" w:sz="4" w:space="0" w:color="808080"/>
+              <w:left w:val="single" w:sz="4" w:space="0" w:color="808080"/>
+              <w:bottom w:val="single" w:sz="4" w:space="0" w:color="808080"/>
+              <w:right w:val="single" w:sz="4" w:space="0" w:color="808080"/>
+            </w:tcBorders>
+          </w:tcPr>
+          <w:p>
+            <w:pPr>
+              <w:spacing w:before="20" w:after="20"/>
+              <w:jc w:val="left"/>
+            </w:pPr>
+            <w:r>
+              <w:rPr>
+                <w:rFonts w:ascii="Calibri" w:hAnsi="Calibri"/>
+                <w:b w:val="0"/>
+                <w:i w:val="0"/>
+                <w:color w:val="000000"/>
+                <w:sz w:val="16"/>
+              </w:rPr>
+              <w:t>2.131,50</w:t>
+            </w:r>
+          </w:p>
+        </w:tc>
+        <w:tc>
+          <w:tcPr>
+            <w:tcW w:type="dxa" w:w="1587"/>
+            <w:tcBorders>
+              <w:top w:val="single" w:sz="4" w:space="0" w:color="808080"/>
+              <w:left w:val="single" w:sz="4" w:space="0" w:color="808080"/>
+              <w:bottom w:val="single" w:sz="4" w:space="0" w:color="808080"/>
+              <w:right w:val="single" w:sz="4" w:space="0" w:color="808080"/>
+            </w:tcBorders>
+          </w:tcPr>
+          <w:p>
+            <w:pPr>
+              <w:spacing w:before="20" w:after="20"/>
+              <w:jc w:val="left"/>
+            </w:pPr>
+            <w:r>
+              <w:rPr>
+                <w:rFonts w:ascii="Calibri" w:hAnsi="Calibri"/>
+                <w:b w:val="0"/>
+                <w:i w:val="0"/>
+                <w:color w:val="000000"/>
+                <w:sz w:val="16"/>
+              </w:rPr>
+              <w:t>2.131,50</w:t>
+            </w:r>
+          </w:p>
+        </w:tc>
+      </w:tr>
+      <w:tr>
+        <w:tc>
+          <w:tcPr>
+            <w:tcW w:type="dxa" w:w="624"/>
+            <w:tcBorders>
+              <w:top w:val="single" w:sz="4" w:space="0" w:color="808080"/>
+              <w:left w:val="single" w:sz="4" w:space="0" w:color="808080"/>
+              <w:bottom w:val="single" w:sz="4" w:space="0" w:color="808080"/>
+              <w:right w:val="single" w:sz="4" w:space="0" w:color="808080"/>
+            </w:tcBorders>
+          </w:tcPr>
+          <w:p>
+            <w:pPr>
+              <w:spacing w:before="20" w:after="20"/>
+              <w:jc w:val="left"/>
+            </w:pPr>
+            <w:r>
+              <w:rPr>
+                <w:rFonts w:ascii="Calibri" w:hAnsi="Calibri"/>
+                <w:b w:val="0"/>
+                <w:i w:val="0"/>
+                <w:color w:val="000000"/>
+                <w:sz w:val="16"/>
+              </w:rPr>
+              <w:t>38</w:t>
             </w:r>
           </w:p>
         </w:tc>
@@ -7470,7 +7798,7 @@
                 <w:color w:val="000000"/>
                 <w:sz w:val="16"/>
               </w:rPr>
-              <w:t>426,72</w:t>
+              <w:t>387,72</w:t>
             </w:r>
           </w:p>
         </w:tc>
@@ -7497,7 +7825,7 @@
                 <w:color w:val="000000"/>
                 <w:sz w:val="16"/>
               </w:rPr>
-              <w:t>6.827,52</w:t>
+              <w:t>6.203,52</w:t>
             </w:r>
           </w:p>
         </w:tc>
@@ -7526,7 +7854,171 @@
                 <w:color w:val="000000"/>
                 <w:sz w:val="16"/>
               </w:rPr>
-              <w:t>37</w:t>
+              <w:t>39</w:t>
+            </w:r>
+          </w:p>
+        </w:tc>
+        <w:tc>
+          <w:tcPr>
+            <w:tcW w:type="dxa" w:w="4706"/>
+            <w:tcBorders>
+              <w:top w:val="single" w:sz="4" w:space="0" w:color="808080"/>
+              <w:left w:val="single" w:sz="4" w:space="0" w:color="808080"/>
+              <w:bottom w:val="single" w:sz="4" w:space="0" w:color="808080"/>
+              <w:right w:val="single" w:sz="4" w:space="0" w:color="808080"/>
+            </w:tcBorders>
+          </w:tcPr>
+          <w:p>
+            <w:pPr>
+              <w:spacing w:before="20" w:after="20"/>
+              <w:jc w:val="left"/>
+            </w:pPr>
+            <w:r>
+              <w:rPr>
+                <w:rFonts w:ascii="Calibri" w:hAnsi="Calibri"/>
+                <w:b w:val="0"/>
+                <w:i w:val="0"/>
+                <w:color w:val="000000"/>
+                <w:sz w:val="16"/>
+              </w:rPr>
+              <w:t>Çatı ihata ve indirme iletkeni tesisatının montajı</w:t>
+            </w:r>
+          </w:p>
+        </w:tc>
+        <w:tc>
+          <w:tcPr>
+            <w:tcW w:type="dxa" w:w="794"/>
+            <w:tcBorders>
+              <w:top w:val="single" w:sz="4" w:space="0" w:color="808080"/>
+              <w:left w:val="single" w:sz="4" w:space="0" w:color="808080"/>
+              <w:bottom w:val="single" w:sz="4" w:space="0" w:color="808080"/>
+              <w:right w:val="single" w:sz="4" w:space="0" w:color="808080"/>
+            </w:tcBorders>
+          </w:tcPr>
+          <w:p>
+            <w:pPr>
+              <w:spacing w:before="20" w:after="20"/>
+              <w:jc w:val="left"/>
+            </w:pPr>
+            <w:r>
+              <w:rPr>
+                <w:rFonts w:ascii="Calibri" w:hAnsi="Calibri"/>
+                <w:b w:val="0"/>
+                <w:i w:val="0"/>
+                <w:color w:val="000000"/>
+                <w:sz w:val="16"/>
+              </w:rPr>
+              <w:t>m</w:t>
+            </w:r>
+          </w:p>
+        </w:tc>
+        <w:tc>
+          <w:tcPr>
+            <w:tcW w:type="dxa" w:w="1247"/>
+            <w:tcBorders>
+              <w:top w:val="single" w:sz="4" w:space="0" w:color="808080"/>
+              <w:left w:val="single" w:sz="4" w:space="0" w:color="808080"/>
+              <w:bottom w:val="single" w:sz="4" w:space="0" w:color="808080"/>
+              <w:right w:val="single" w:sz="4" w:space="0" w:color="808080"/>
+            </w:tcBorders>
+          </w:tcPr>
+          <w:p>
+            <w:pPr>
+              <w:spacing w:before="20" w:after="20"/>
+              <w:jc w:val="left"/>
+            </w:pPr>
+            <w:r>
+              <w:rPr>
+                <w:rFonts w:ascii="Calibri" w:hAnsi="Calibri"/>
+                <w:b w:val="0"/>
+                <w:i w:val="0"/>
+                <w:color w:val="000000"/>
+                <w:sz w:val="16"/>
+              </w:rPr>
+              <w:t>16,000</w:t>
+            </w:r>
+          </w:p>
+        </w:tc>
+        <w:tc>
+          <w:tcPr>
+            <w:tcW w:type="dxa" w:w="1474"/>
+            <w:tcBorders>
+              <w:top w:val="single" w:sz="4" w:space="0" w:color="808080"/>
+              <w:left w:val="single" w:sz="4" w:space="0" w:color="808080"/>
+              <w:bottom w:val="single" w:sz="4" w:space="0" w:color="808080"/>
+              <w:right w:val="single" w:sz="4" w:space="0" w:color="808080"/>
+            </w:tcBorders>
+          </w:tcPr>
+          <w:p>
+            <w:pPr>
+              <w:spacing w:before="20" w:after="20"/>
+              <w:jc w:val="left"/>
+            </w:pPr>
+            <w:r>
+              <w:rPr>
+                <w:rFonts w:ascii="Calibri" w:hAnsi="Calibri"/>
+                <w:b w:val="0"/>
+                <w:i w:val="0"/>
+                <w:color w:val="000000"/>
+                <w:sz w:val="16"/>
+              </w:rPr>
+              <w:t>63,21</w:t>
+            </w:r>
+          </w:p>
+        </w:tc>
+        <w:tc>
+          <w:tcPr>
+            <w:tcW w:type="dxa" w:w="1587"/>
+            <w:tcBorders>
+              <w:top w:val="single" w:sz="4" w:space="0" w:color="808080"/>
+              <w:left w:val="single" w:sz="4" w:space="0" w:color="808080"/>
+              <w:bottom w:val="single" w:sz="4" w:space="0" w:color="808080"/>
+              <w:right w:val="single" w:sz="4" w:space="0" w:color="808080"/>
+            </w:tcBorders>
+          </w:tcPr>
+          <w:p>
+            <w:pPr>
+              <w:spacing w:before="20" w:after="20"/>
+              <w:jc w:val="left"/>
+            </w:pPr>
+            <w:r>
+              <w:rPr>
+                <w:rFonts w:ascii="Calibri" w:hAnsi="Calibri"/>
+                <w:b w:val="0"/>
+                <w:i w:val="0"/>
+                <w:color w:val="000000"/>
+                <w:sz w:val="16"/>
+              </w:rPr>
+              <w:t>1.011,36</w:t>
+            </w:r>
+          </w:p>
+        </w:tc>
+      </w:tr>
+      <w:tr>
+        <w:tc>
+          <w:tcPr>
+            <w:tcW w:type="dxa" w:w="624"/>
+            <w:tcBorders>
+              <w:top w:val="single" w:sz="4" w:space="0" w:color="808080"/>
+              <w:left w:val="single" w:sz="4" w:space="0" w:color="808080"/>
+              <w:bottom w:val="single" w:sz="4" w:space="0" w:color="808080"/>
+              <w:right w:val="single" w:sz="4" w:space="0" w:color="808080"/>
+            </w:tcBorders>
+          </w:tcPr>
+          <w:p>
+            <w:pPr>
+              <w:spacing w:before="20" w:after="20"/>
+              <w:jc w:val="left"/>
+            </w:pPr>
+            <w:r>
+              <w:rPr>
+                <w:rFonts w:ascii="Calibri" w:hAnsi="Calibri"/>
+                <w:b w:val="0"/>
+                <w:i w:val="0"/>
+                <w:color w:val="000000"/>
+                <w:sz w:val="16"/>
+              </w:rPr>
+              <w:t>40</w:t>
             </w:r>
           </w:p>
         </w:tc>
@@ -7634,7 +8126,7 @@
                 <w:color w:val="000000"/>
                 <w:sz w:val="16"/>
               </w:rPr>
-              <w:t>467.349,29</w:t>
+              <w:t>423.507,00</w:t>
             </w:r>
           </w:p>
         </w:tc>
@@ -7661,7 +8153,7 @@
                 <w:color w:val="000000"/>
                 <w:sz w:val="16"/>
               </w:rPr>
-              <w:t>467.349,29</w:t>
+              <w:t>423.507,00</w:t>
             </w:r>
           </w:p>
         </w:tc>
@@ -7690,7 +8182,171 @@
                 <w:color w:val="000000"/>
                 <w:sz w:val="16"/>
               </w:rPr>
-              <w:t>38</w:t>
+              <w:t>41</w:t>
+            </w:r>
+          </w:p>
+        </w:tc>
+        <w:tc>
+          <w:tcPr>
+            <w:tcW w:type="dxa" w:w="4706"/>
+            <w:tcBorders>
+              <w:top w:val="single" w:sz="4" w:space="0" w:color="808080"/>
+              <w:left w:val="single" w:sz="4" w:space="0" w:color="808080"/>
+              <w:bottom w:val="single" w:sz="4" w:space="0" w:color="808080"/>
+              <w:right w:val="single" w:sz="4" w:space="0" w:color="808080"/>
+            </w:tcBorders>
+          </w:tcPr>
+          <w:p>
+            <w:pPr>
+              <w:spacing w:before="20" w:after="20"/>
+              <w:jc w:val="left"/>
+            </w:pPr>
+            <w:r>
+              <w:rPr>
+                <w:rFonts w:ascii="Calibri" w:hAnsi="Calibri"/>
+                <w:b w:val="0"/>
+                <w:i w:val="0"/>
+                <w:color w:val="000000"/>
+                <w:sz w:val="16"/>
+              </w:rPr>
+              <w:t>Dizel elektrojen grubunun montajı — yerine konulması, bağlantıları ve işler hâlde teslimi</w:t>
+            </w:r>
+          </w:p>
+        </w:tc>
+        <w:tc>
+          <w:tcPr>
+            <w:tcW w:type="dxa" w:w="794"/>
+            <w:tcBorders>
+              <w:top w:val="single" w:sz="4" w:space="0" w:color="808080"/>
+              <w:left w:val="single" w:sz="4" w:space="0" w:color="808080"/>
+              <w:bottom w:val="single" w:sz="4" w:space="0" w:color="808080"/>
+              <w:right w:val="single" w:sz="4" w:space="0" w:color="808080"/>
+            </w:tcBorders>
+          </w:tcPr>
+          <w:p>
+            <w:pPr>
+              <w:spacing w:before="20" w:after="20"/>
+              <w:jc w:val="left"/>
+            </w:pPr>
+            <w:r>
+              <w:rPr>
+                <w:rFonts w:ascii="Calibri" w:hAnsi="Calibri"/>
+                <w:b w:val="0"/>
+                <w:i w:val="0"/>
+                <w:color w:val="000000"/>
+                <w:sz w:val="16"/>
+              </w:rPr>
+              <w:t>ad</w:t>
+            </w:r>
+          </w:p>
+        </w:tc>
+        <w:tc>
+          <w:tcPr>
+            <w:tcW w:type="dxa" w:w="1247"/>
+            <w:tcBorders>
+              <w:top w:val="single" w:sz="4" w:space="0" w:color="808080"/>
+              <w:left w:val="single" w:sz="4" w:space="0" w:color="808080"/>
+              <w:bottom w:val="single" w:sz="4" w:space="0" w:color="808080"/>
+              <w:right w:val="single" w:sz="4" w:space="0" w:color="808080"/>
+            </w:tcBorders>
+          </w:tcPr>
+          <w:p>
+            <w:pPr>
+              <w:spacing w:before="20" w:after="20"/>
+              <w:jc w:val="left"/>
+            </w:pPr>
+            <w:r>
+              <w:rPr>
+                <w:rFonts w:ascii="Calibri" w:hAnsi="Calibri"/>
+                <w:b w:val="0"/>
+                <w:i w:val="0"/>
+                <w:color w:val="000000"/>
+                <w:sz w:val="16"/>
+              </w:rPr>
+              <w:t>1,000</w:t>
+            </w:r>
+          </w:p>
+        </w:tc>
+        <w:tc>
+          <w:tcPr>
+            <w:tcW w:type="dxa" w:w="1474"/>
+            <w:tcBorders>
+              <w:top w:val="single" w:sz="4" w:space="0" w:color="808080"/>
+              <w:left w:val="single" w:sz="4" w:space="0" w:color="808080"/>
+              <w:bottom w:val="single" w:sz="4" w:space="0" w:color="808080"/>
+              <w:right w:val="single" w:sz="4" w:space="0" w:color="808080"/>
+            </w:tcBorders>
+          </w:tcPr>
+          <w:p>
+            <w:pPr>
+              <w:spacing w:before="20" w:after="20"/>
+              <w:jc w:val="left"/>
+            </w:pPr>
+            <w:r>
+              <w:rPr>
+                <w:rFonts w:ascii="Calibri" w:hAnsi="Calibri"/>
+                <w:b w:val="0"/>
+                <w:i w:val="0"/>
+                <w:color w:val="000000"/>
+                <w:sz w:val="16"/>
+              </w:rPr>
+              <w:t>20.872,19</w:t>
+            </w:r>
+          </w:p>
+        </w:tc>
+        <w:tc>
+          <w:tcPr>
+            <w:tcW w:type="dxa" w:w="1587"/>
+            <w:tcBorders>
+              <w:top w:val="single" w:sz="4" w:space="0" w:color="808080"/>
+              <w:left w:val="single" w:sz="4" w:space="0" w:color="808080"/>
+              <w:bottom w:val="single" w:sz="4" w:space="0" w:color="808080"/>
+              <w:right w:val="single" w:sz="4" w:space="0" w:color="808080"/>
+            </w:tcBorders>
+          </w:tcPr>
+          <w:p>
+            <w:pPr>
+              <w:spacing w:before="20" w:after="20"/>
+              <w:jc w:val="left"/>
+            </w:pPr>
+            <w:r>
+              <w:rPr>
+                <w:rFonts w:ascii="Calibri" w:hAnsi="Calibri"/>
+                <w:b w:val="0"/>
+                <w:i w:val="0"/>
+                <w:color w:val="000000"/>
+                <w:sz w:val="16"/>
+              </w:rPr>
+              <w:t>20.872,19</w:t>
+            </w:r>
+          </w:p>
+        </w:tc>
+      </w:tr>
+      <w:tr>
+        <w:tc>
+          <w:tcPr>
+            <w:tcW w:type="dxa" w:w="624"/>
+            <w:tcBorders>
+              <w:top w:val="single" w:sz="4" w:space="0" w:color="808080"/>
+              <w:left w:val="single" w:sz="4" w:space="0" w:color="808080"/>
+              <w:bottom w:val="single" w:sz="4" w:space="0" w:color="808080"/>
+              <w:right w:val="single" w:sz="4" w:space="0" w:color="808080"/>
+            </w:tcBorders>
+          </w:tcPr>
+          <w:p>
+            <w:pPr>
+              <w:spacing w:before="20" w:after="20"/>
+              <w:jc w:val="left"/>
+            </w:pPr>
+            <w:r>
+              <w:rPr>
+                <w:rFonts w:ascii="Calibri" w:hAnsi="Calibri"/>
+                <w:b w:val="0"/>
+                <w:i w:val="0"/>
+                <w:color w:val="000000"/>
+                <w:sz w:val="16"/>
+              </w:rPr>
+              <w:t>42</w:t>
             </w:r>
           </w:p>
         </w:tc>
@@ -7798,7 +8454,7 @@
                 <w:color w:val="000000"/>
                 <w:sz w:val="16"/>
               </w:rPr>
-              <w:t>79.653,55</w:t>
+              <w:t>72.181,20</w:t>
             </w:r>
           </w:p>
         </w:tc>
@@ -7825,7 +8481,7 @@
                 <w:color w:val="000000"/>
                 <w:sz w:val="16"/>
               </w:rPr>
-              <w:t>79.653,55</w:t>
+              <w:t>72.181,20</w:t>
             </w:r>
           </w:p>
         </w:tc>
@@ -7854,7 +8510,171 @@
                 <w:color w:val="000000"/>
                 <w:sz w:val="16"/>
               </w:rPr>
-              <w:t>39</w:t>
+              <w:t>43</w:t>
+            </w:r>
+          </w:p>
+        </w:tc>
+        <w:tc>
+          <w:tcPr>
+            <w:tcW w:type="dxa" w:w="4706"/>
+            <w:tcBorders>
+              <w:top w:val="single" w:sz="4" w:space="0" w:color="808080"/>
+              <w:left w:val="single" w:sz="4" w:space="0" w:color="808080"/>
+              <w:bottom w:val="single" w:sz="4" w:space="0" w:color="808080"/>
+              <w:right w:val="single" w:sz="4" w:space="0" w:color="808080"/>
+            </w:tcBorders>
+          </w:tcPr>
+          <w:p>
+            <w:pPr>
+              <w:spacing w:before="20" w:after="20"/>
+              <w:jc w:val="left"/>
+            </w:pPr>
+            <w:r>
+              <w:rPr>
+                <w:rFonts w:ascii="Calibri" w:hAnsi="Calibri"/>
+                <w:b w:val="0"/>
+                <w:i w:val="0"/>
+                <w:color w:val="000000"/>
+                <w:sz w:val="16"/>
+              </w:rPr>
+              <w:t>Jeneratör ses izolasyon kabininin montajı</w:t>
+            </w:r>
+          </w:p>
+        </w:tc>
+        <w:tc>
+          <w:tcPr>
+            <w:tcW w:type="dxa" w:w="794"/>
+            <w:tcBorders>
+              <w:top w:val="single" w:sz="4" w:space="0" w:color="808080"/>
+              <w:left w:val="single" w:sz="4" w:space="0" w:color="808080"/>
+              <w:bottom w:val="single" w:sz="4" w:space="0" w:color="808080"/>
+              <w:right w:val="single" w:sz="4" w:space="0" w:color="808080"/>
+            </w:tcBorders>
+          </w:tcPr>
+          <w:p>
+            <w:pPr>
+              <w:spacing w:before="20" w:after="20"/>
+              <w:jc w:val="left"/>
+            </w:pPr>
+            <w:r>
+              <w:rPr>
+                <w:rFonts w:ascii="Calibri" w:hAnsi="Calibri"/>
+                <w:b w:val="0"/>
+                <w:i w:val="0"/>
+                <w:color w:val="000000"/>
+                <w:sz w:val="16"/>
+              </w:rPr>
+              <w:t>ad</w:t>
+            </w:r>
+          </w:p>
+        </w:tc>
+        <w:tc>
+          <w:tcPr>
+            <w:tcW w:type="dxa" w:w="1247"/>
+            <w:tcBorders>
+              <w:top w:val="single" w:sz="4" w:space="0" w:color="808080"/>
+              <w:left w:val="single" w:sz="4" w:space="0" w:color="808080"/>
+              <w:bottom w:val="single" w:sz="4" w:space="0" w:color="808080"/>
+              <w:right w:val="single" w:sz="4" w:space="0" w:color="808080"/>
+            </w:tcBorders>
+          </w:tcPr>
+          <w:p>
+            <w:pPr>
+              <w:spacing w:before="20" w:after="20"/>
+              <w:jc w:val="left"/>
+            </w:pPr>
+            <w:r>
+              <w:rPr>
+                <w:rFonts w:ascii="Calibri" w:hAnsi="Calibri"/>
+                <w:b w:val="0"/>
+                <w:i w:val="0"/>
+                <w:color w:val="000000"/>
+                <w:sz w:val="16"/>
+              </w:rPr>
+              <w:t>1,000</w:t>
+            </w:r>
+          </w:p>
+        </w:tc>
+        <w:tc>
+          <w:tcPr>
+            <w:tcW w:type="dxa" w:w="1474"/>
+            <w:tcBorders>
+              <w:top w:val="single" w:sz="4" w:space="0" w:color="808080"/>
+              <w:left w:val="single" w:sz="4" w:space="0" w:color="808080"/>
+              <w:bottom w:val="single" w:sz="4" w:space="0" w:color="808080"/>
+              <w:right w:val="single" w:sz="4" w:space="0" w:color="808080"/>
+            </w:tcBorders>
+          </w:tcPr>
+          <w:p>
+            <w:pPr>
+              <w:spacing w:before="20" w:after="20"/>
+              <w:jc w:val="left"/>
+            </w:pPr>
+            <w:r>
+              <w:rPr>
+                <w:rFonts w:ascii="Calibri" w:hAnsi="Calibri"/>
+                <w:b w:val="0"/>
+                <w:i w:val="0"/>
+                <w:color w:val="000000"/>
+                <w:sz w:val="16"/>
+              </w:rPr>
+              <w:t>6.208,76</w:t>
+            </w:r>
+          </w:p>
+        </w:tc>
+        <w:tc>
+          <w:tcPr>
+            <w:tcW w:type="dxa" w:w="1587"/>
+            <w:tcBorders>
+              <w:top w:val="single" w:sz="4" w:space="0" w:color="808080"/>
+              <w:left w:val="single" w:sz="4" w:space="0" w:color="808080"/>
+              <w:bottom w:val="single" w:sz="4" w:space="0" w:color="808080"/>
+              <w:right w:val="single" w:sz="4" w:space="0" w:color="808080"/>
+            </w:tcBorders>
+          </w:tcPr>
+          <w:p>
+            <w:pPr>
+              <w:spacing w:before="20" w:after="20"/>
+              <w:jc w:val="left"/>
+            </w:pPr>
+            <w:r>
+              <w:rPr>
+                <w:rFonts w:ascii="Calibri" w:hAnsi="Calibri"/>
+                <w:b w:val="0"/>
+                <w:i w:val="0"/>
+                <w:color w:val="000000"/>
+                <w:sz w:val="16"/>
+              </w:rPr>
+              <w:t>6.208,76</w:t>
+            </w:r>
+          </w:p>
+        </w:tc>
+      </w:tr>
+      <w:tr>
+        <w:tc>
+          <w:tcPr>
+            <w:tcW w:type="dxa" w:w="624"/>
+            <w:tcBorders>
+              <w:top w:val="single" w:sz="4" w:space="0" w:color="808080"/>
+              <w:left w:val="single" w:sz="4" w:space="0" w:color="808080"/>
+              <w:bottom w:val="single" w:sz="4" w:space="0" w:color="808080"/>
+              <w:right w:val="single" w:sz="4" w:space="0" w:color="808080"/>
+            </w:tcBorders>
+          </w:tcPr>
+          <w:p>
+            <w:pPr>
+              <w:spacing w:before="20" w:after="20"/>
+              <w:jc w:val="left"/>
+            </w:pPr>
+            <w:r>
+              <w:rPr>
+                <w:rFonts w:ascii="Calibri" w:hAnsi="Calibri"/>
+                <w:b w:val="0"/>
+                <w:i w:val="0"/>
+                <w:color w:val="000000"/>
+                <w:sz w:val="16"/>
+              </w:rPr>
+              <w:t>44</w:t>
             </w:r>
           </w:p>
         </w:tc>
@@ -8018,7 +8838,7 @@
                 <w:color w:val="000000"/>
                 <w:sz w:val="16"/>
               </w:rPr>
-              <w:t>40</w:t>
+              <w:t>45</w:t>
             </w:r>
           </w:p>
         </w:tc>
@@ -8182,7 +9002,7 @@
                 <w:color w:val="000000"/>
                 <w:sz w:val="16"/>
               </w:rPr>
-              <w:t>41</w:t>
+              <w:t>46</w:t>
             </w:r>
           </w:p>
         </w:tc>
@@ -8346,7 +9166,7 @@
                 <w:color w:val="000000"/>
                 <w:sz w:val="16"/>
               </w:rPr>
-              <w:t>42</w:t>
+              <w:t>47</w:t>
             </w:r>
           </w:p>
         </w:tc>
@@ -8510,7 +9330,7 @@
                 <w:color w:val="000000"/>
                 <w:sz w:val="16"/>
               </w:rPr>
-              <w:t>43</w:t>
+              <w:t>48</w:t>
             </w:r>
           </w:p>
         </w:tc>
@@ -8769,7 +9589,7 @@
                 <w:color w:val="000000"/>
                 <w:sz w:val="16"/>
               </w:rPr>
-              <w:t>7.887.227,25</w:t>
+              <w:t>7.876.502,09</w:t>
             </w:r>
           </w:p>
         </w:tc>
@@ -8893,7 +9713,7 @@
                 <w:color w:val="000000"/>
                 <w:sz w:val="16"/>
               </w:rPr>
-              <w:t>1.577.445,45</w:t>
+              <w:t>1.575.300,42</w:t>
             </w:r>
           </w:p>
         </w:tc>
@@ -9017,7 +9837,7 @@
                 <w:color w:val="000000"/>
                 <w:sz w:val="16"/>
               </w:rPr>
-              <w:t>9.464.672,70</w:t>
+              <w:t>9.451.802,51</w:t>
             </w:r>
           </w:p>
         </w:tc>

--- a/belgeler/13_TEKLIF_MARFEN_01_KUMES_A_BLOK.docx
+++ b/belgeler/13_TEKLIF_MARFEN_01_KUMES_A_BLOK.docx
@@ -7142,7 +7142,7 @@
                 <w:color w:val="000000"/>
                 <w:sz w:val="16"/>
               </w:rPr>
-              <w:t>105,37</w:t>
+              <w:t>115,96</w:t>
             </w:r>
           </w:p>
         </w:tc>
@@ -7169,7 +7169,7 @@
                 <w:color w:val="000000"/>
                 <w:sz w:val="16"/>
               </w:rPr>
-              <w:t>19.598,82</w:t>
+              <w:t>21.568,56</w:t>
             </w:r>
           </w:p>
         </w:tc>
@@ -7199,170 +7199,6 @@
                 <w:sz w:val="16"/>
               </w:rPr>
               <w:t>35</w:t>
-            </w:r>
-          </w:p>
-        </w:tc>
-        <w:tc>
-          <w:tcPr>
-            <w:tcW w:type="dxa" w:w="4706"/>
-            <w:tcBorders>
-              <w:top w:val="single" w:sz="4" w:space="0" w:color="808080"/>
-              <w:left w:val="single" w:sz="4" w:space="0" w:color="808080"/>
-              <w:bottom w:val="single" w:sz="4" w:space="0" w:color="808080"/>
-              <w:right w:val="single" w:sz="4" w:space="0" w:color="808080"/>
-            </w:tcBorders>
-          </w:tcPr>
-          <w:p>
-            <w:pPr>
-              <w:spacing w:before="20" w:after="20"/>
-              <w:jc w:val="left"/>
-            </w:pPr>
-            <w:r>
-              <w:rPr>
-                <w:rFonts w:ascii="Calibri" w:hAnsi="Calibri"/>
-                <w:b w:val="0"/>
-                <w:i w:val="0"/>
-                <w:color w:val="000000"/>
-                <w:sz w:val="16"/>
-              </w:rPr>
-              <w:t>Bina ihata iletkeni tesisatının montajı — temel topraklaması</w:t>
-            </w:r>
-          </w:p>
-        </w:tc>
-        <w:tc>
-          <w:tcPr>
-            <w:tcW w:type="dxa" w:w="794"/>
-            <w:tcBorders>
-              <w:top w:val="single" w:sz="4" w:space="0" w:color="808080"/>
-              <w:left w:val="single" w:sz="4" w:space="0" w:color="808080"/>
-              <w:bottom w:val="single" w:sz="4" w:space="0" w:color="808080"/>
-              <w:right w:val="single" w:sz="4" w:space="0" w:color="808080"/>
-            </w:tcBorders>
-          </w:tcPr>
-          <w:p>
-            <w:pPr>
-              <w:spacing w:before="20" w:after="20"/>
-              <w:jc w:val="left"/>
-            </w:pPr>
-            <w:r>
-              <w:rPr>
-                <w:rFonts w:ascii="Calibri" w:hAnsi="Calibri"/>
-                <w:b w:val="0"/>
-                <w:i w:val="0"/>
-                <w:color w:val="000000"/>
-                <w:sz w:val="16"/>
-              </w:rPr>
-              <w:t>m</w:t>
-            </w:r>
-          </w:p>
-        </w:tc>
-        <w:tc>
-          <w:tcPr>
-            <w:tcW w:type="dxa" w:w="1247"/>
-            <w:tcBorders>
-              <w:top w:val="single" w:sz="4" w:space="0" w:color="808080"/>
-              <w:left w:val="single" w:sz="4" w:space="0" w:color="808080"/>
-              <w:bottom w:val="single" w:sz="4" w:space="0" w:color="808080"/>
-              <w:right w:val="single" w:sz="4" w:space="0" w:color="808080"/>
-            </w:tcBorders>
-          </w:tcPr>
-          <w:p>
-            <w:pPr>
-              <w:spacing w:before="20" w:after="20"/>
-              <w:jc w:val="left"/>
-            </w:pPr>
-            <w:r>
-              <w:rPr>
-                <w:rFonts w:ascii="Calibri" w:hAnsi="Calibri"/>
-                <w:b w:val="0"/>
-                <w:i w:val="0"/>
-                <w:color w:val="000000"/>
-                <w:sz w:val="16"/>
-              </w:rPr>
-              <w:t>186,000</w:t>
-            </w:r>
-          </w:p>
-        </w:tc>
-        <w:tc>
-          <w:tcPr>
-            <w:tcW w:type="dxa" w:w="1474"/>
-            <w:tcBorders>
-              <w:top w:val="single" w:sz="4" w:space="0" w:color="808080"/>
-              <w:left w:val="single" w:sz="4" w:space="0" w:color="808080"/>
-              <w:bottom w:val="single" w:sz="4" w:space="0" w:color="808080"/>
-              <w:right w:val="single" w:sz="4" w:space="0" w:color="808080"/>
-            </w:tcBorders>
-          </w:tcPr>
-          <w:p>
-            <w:pPr>
-              <w:spacing w:before="20" w:after="20"/>
-              <w:jc w:val="left"/>
-            </w:pPr>
-            <w:r>
-              <w:rPr>
-                <w:rFonts w:ascii="Calibri" w:hAnsi="Calibri"/>
-                <w:b w:val="0"/>
-                <w:i w:val="0"/>
-                <w:color w:val="000000"/>
-                <w:sz w:val="16"/>
-              </w:rPr>
-              <w:t>77,54</w:t>
-            </w:r>
-          </w:p>
-        </w:tc>
-        <w:tc>
-          <w:tcPr>
-            <w:tcW w:type="dxa" w:w="1587"/>
-            <w:tcBorders>
-              <w:top w:val="single" w:sz="4" w:space="0" w:color="808080"/>
-              <w:left w:val="single" w:sz="4" w:space="0" w:color="808080"/>
-              <w:bottom w:val="single" w:sz="4" w:space="0" w:color="808080"/>
-              <w:right w:val="single" w:sz="4" w:space="0" w:color="808080"/>
-            </w:tcBorders>
-          </w:tcPr>
-          <w:p>
-            <w:pPr>
-              <w:spacing w:before="20" w:after="20"/>
-              <w:jc w:val="left"/>
-            </w:pPr>
-            <w:r>
-              <w:rPr>
-                <w:rFonts w:ascii="Calibri" w:hAnsi="Calibri"/>
-                <w:b w:val="0"/>
-                <w:i w:val="0"/>
-                <w:color w:val="000000"/>
-                <w:sz w:val="16"/>
-              </w:rPr>
-              <w:t>14.422,44</w:t>
-            </w:r>
-          </w:p>
-        </w:tc>
-      </w:tr>
-      <w:tr>
-        <w:tc>
-          <w:tcPr>
-            <w:tcW w:type="dxa" w:w="624"/>
-            <w:tcBorders>
-              <w:top w:val="single" w:sz="4" w:space="0" w:color="808080"/>
-              <w:left w:val="single" w:sz="4" w:space="0" w:color="808080"/>
-              <w:bottom w:val="single" w:sz="4" w:space="0" w:color="808080"/>
-              <w:right w:val="single" w:sz="4" w:space="0" w:color="808080"/>
-            </w:tcBorders>
-          </w:tcPr>
-          <w:p>
-            <w:pPr>
-              <w:spacing w:before="20" w:after="20"/>
-              <w:jc w:val="left"/>
-            </w:pPr>
-            <w:r>
-              <w:rPr>
-                <w:rFonts w:ascii="Calibri" w:hAnsi="Calibri"/>
-                <w:b w:val="0"/>
-                <w:i w:val="0"/>
-                <w:color w:val="000000"/>
-                <w:sz w:val="16"/>
-              </w:rPr>
-              <w:t>36</w:t>
             </w:r>
           </w:p>
         </w:tc>
@@ -7470,7 +7306,7 @@
                 <w:color w:val="000000"/>
                 <w:sz w:val="16"/>
               </w:rPr>
-              <w:t>14.132,58</w:t>
+              <w:t>15.595,61</w:t>
             </w:r>
           </w:p>
         </w:tc>
@@ -7497,7 +7333,7 @@
                 <w:color w:val="000000"/>
                 <w:sz w:val="16"/>
               </w:rPr>
-              <w:t>14.132,58</w:t>
+              <w:t>15.595,61</w:t>
             </w:r>
           </w:p>
         </w:tc>
@@ -7526,171 +7362,7 @@
                 <w:color w:val="000000"/>
                 <w:sz w:val="16"/>
               </w:rPr>
-              <w:t>37</w:t>
-            </w:r>
-          </w:p>
-        </w:tc>
-        <w:tc>
-          <w:tcPr>
-            <w:tcW w:type="dxa" w:w="4706"/>
-            <w:tcBorders>
-              <w:top w:val="single" w:sz="4" w:space="0" w:color="808080"/>
-              <w:left w:val="single" w:sz="4" w:space="0" w:color="808080"/>
-              <w:bottom w:val="single" w:sz="4" w:space="0" w:color="808080"/>
-              <w:right w:val="single" w:sz="4" w:space="0" w:color="808080"/>
-            </w:tcBorders>
-          </w:tcPr>
-          <w:p>
-            <w:pPr>
-              <w:spacing w:before="20" w:after="20"/>
-              <w:jc w:val="left"/>
-            </w:pPr>
-            <w:r>
-              <w:rPr>
-                <w:rFonts w:ascii="Calibri" w:hAnsi="Calibri"/>
-                <w:b w:val="0"/>
-                <w:i w:val="0"/>
-                <w:color w:val="000000"/>
-                <w:sz w:val="16"/>
-              </w:rPr>
-              <w:t>Aktif yakalama ucunun montajı — direk, taşıyıcı ve bağlantı elemanlarıyla yerine konulması</w:t>
-            </w:r>
-          </w:p>
-        </w:tc>
-        <w:tc>
-          <w:tcPr>
-            <w:tcW w:type="dxa" w:w="794"/>
-            <w:tcBorders>
-              <w:top w:val="single" w:sz="4" w:space="0" w:color="808080"/>
-              <w:left w:val="single" w:sz="4" w:space="0" w:color="808080"/>
-              <w:bottom w:val="single" w:sz="4" w:space="0" w:color="808080"/>
-              <w:right w:val="single" w:sz="4" w:space="0" w:color="808080"/>
-            </w:tcBorders>
-          </w:tcPr>
-          <w:p>
-            <w:pPr>
-              <w:spacing w:before="20" w:after="20"/>
-              <w:jc w:val="left"/>
-            </w:pPr>
-            <w:r>
-              <w:rPr>
-                <w:rFonts w:ascii="Calibri" w:hAnsi="Calibri"/>
-                <w:b w:val="0"/>
-                <w:i w:val="0"/>
-                <w:color w:val="000000"/>
-                <w:sz w:val="16"/>
-              </w:rPr>
-              <w:t>ad</w:t>
-            </w:r>
-          </w:p>
-        </w:tc>
-        <w:tc>
-          <w:tcPr>
-            <w:tcW w:type="dxa" w:w="1247"/>
-            <w:tcBorders>
-              <w:top w:val="single" w:sz="4" w:space="0" w:color="808080"/>
-              <w:left w:val="single" w:sz="4" w:space="0" w:color="808080"/>
-              <w:bottom w:val="single" w:sz="4" w:space="0" w:color="808080"/>
-              <w:right w:val="single" w:sz="4" w:space="0" w:color="808080"/>
-            </w:tcBorders>
-          </w:tcPr>
-          <w:p>
-            <w:pPr>
-              <w:spacing w:before="20" w:after="20"/>
-              <w:jc w:val="left"/>
-            </w:pPr>
-            <w:r>
-              <w:rPr>
-                <w:rFonts w:ascii="Calibri" w:hAnsi="Calibri"/>
-                <w:b w:val="0"/>
-                <w:i w:val="0"/>
-                <w:color w:val="000000"/>
-                <w:sz w:val="16"/>
-              </w:rPr>
-              <w:t>1,000</w:t>
-            </w:r>
-          </w:p>
-        </w:tc>
-        <w:tc>
-          <w:tcPr>
-            <w:tcW w:type="dxa" w:w="1474"/>
-            <w:tcBorders>
-              <w:top w:val="single" w:sz="4" w:space="0" w:color="808080"/>
-              <w:left w:val="single" w:sz="4" w:space="0" w:color="808080"/>
-              <w:bottom w:val="single" w:sz="4" w:space="0" w:color="808080"/>
-              <w:right w:val="single" w:sz="4" w:space="0" w:color="808080"/>
-            </w:tcBorders>
-          </w:tcPr>
-          <w:p>
-            <w:pPr>
-              <w:spacing w:before="20" w:after="20"/>
-              <w:jc w:val="left"/>
-            </w:pPr>
-            <w:r>
-              <w:rPr>
-                <w:rFonts w:ascii="Calibri" w:hAnsi="Calibri"/>
-                <w:b w:val="0"/>
-                <w:i w:val="0"/>
-                <w:color w:val="000000"/>
-                <w:sz w:val="16"/>
-              </w:rPr>
-              <w:t>2.131,50</w:t>
-            </w:r>
-          </w:p>
-        </w:tc>
-        <w:tc>
-          <w:tcPr>
-            <w:tcW w:type="dxa" w:w="1587"/>
-            <w:tcBorders>
-              <w:top w:val="single" w:sz="4" w:space="0" w:color="808080"/>
-              <w:left w:val="single" w:sz="4" w:space="0" w:color="808080"/>
-              <w:bottom w:val="single" w:sz="4" w:space="0" w:color="808080"/>
-              <w:right w:val="single" w:sz="4" w:space="0" w:color="808080"/>
-            </w:tcBorders>
-          </w:tcPr>
-          <w:p>
-            <w:pPr>
-              <w:spacing w:before="20" w:after="20"/>
-              <w:jc w:val="left"/>
-            </w:pPr>
-            <w:r>
-              <w:rPr>
-                <w:rFonts w:ascii="Calibri" w:hAnsi="Calibri"/>
-                <w:b w:val="0"/>
-                <w:i w:val="0"/>
-                <w:color w:val="000000"/>
-                <w:sz w:val="16"/>
-              </w:rPr>
-              <w:t>2.131,50</w:t>
-            </w:r>
-          </w:p>
-        </w:tc>
-      </w:tr>
-      <w:tr>
-        <w:tc>
-          <w:tcPr>
-            <w:tcW w:type="dxa" w:w="624"/>
-            <w:tcBorders>
-              <w:top w:val="single" w:sz="4" w:space="0" w:color="808080"/>
-              <w:left w:val="single" w:sz="4" w:space="0" w:color="808080"/>
-              <w:bottom w:val="single" w:sz="4" w:space="0" w:color="808080"/>
-              <w:right w:val="single" w:sz="4" w:space="0" w:color="808080"/>
-            </w:tcBorders>
-          </w:tcPr>
-          <w:p>
-            <w:pPr>
-              <w:spacing w:before="20" w:after="20"/>
-              <w:jc w:val="left"/>
-            </w:pPr>
-            <w:r>
-              <w:rPr>
-                <w:rFonts w:ascii="Calibri" w:hAnsi="Calibri"/>
-                <w:b w:val="0"/>
-                <w:i w:val="0"/>
-                <w:color w:val="000000"/>
-                <w:sz w:val="16"/>
-              </w:rPr>
-              <w:t>38</w:t>
+              <w:t>36</w:t>
             </w:r>
           </w:p>
         </w:tc>
@@ -7798,7 +7470,7 @@
                 <w:color w:val="000000"/>
                 <w:sz w:val="16"/>
               </w:rPr>
-              <w:t>387,72</w:t>
+              <w:t>426,72</w:t>
             </w:r>
           </w:p>
         </w:tc>
@@ -7825,7 +7497,7 @@
                 <w:color w:val="000000"/>
                 <w:sz w:val="16"/>
               </w:rPr>
-              <w:t>6.203,52</w:t>
+              <w:t>6.827,52</w:t>
             </w:r>
           </w:p>
         </w:tc>
@@ -7854,171 +7526,7 @@
                 <w:color w:val="000000"/>
                 <w:sz w:val="16"/>
               </w:rPr>
-              <w:t>39</w:t>
-            </w:r>
-          </w:p>
-        </w:tc>
-        <w:tc>
-          <w:tcPr>
-            <w:tcW w:type="dxa" w:w="4706"/>
-            <w:tcBorders>
-              <w:top w:val="single" w:sz="4" w:space="0" w:color="808080"/>
-              <w:left w:val="single" w:sz="4" w:space="0" w:color="808080"/>
-              <w:bottom w:val="single" w:sz="4" w:space="0" w:color="808080"/>
-              <w:right w:val="single" w:sz="4" w:space="0" w:color="808080"/>
-            </w:tcBorders>
-          </w:tcPr>
-          <w:p>
-            <w:pPr>
-              <w:spacing w:before="20" w:after="20"/>
-              <w:jc w:val="left"/>
-            </w:pPr>
-            <w:r>
-              <w:rPr>
-                <w:rFonts w:ascii="Calibri" w:hAnsi="Calibri"/>
-                <w:b w:val="0"/>
-                <w:i w:val="0"/>
-                <w:color w:val="000000"/>
-                <w:sz w:val="16"/>
-              </w:rPr>
-              <w:t>Çatı ihata ve indirme iletkeni tesisatının montajı</w:t>
-            </w:r>
-          </w:p>
-        </w:tc>
-        <w:tc>
-          <w:tcPr>
-            <w:tcW w:type="dxa" w:w="794"/>
-            <w:tcBorders>
-              <w:top w:val="single" w:sz="4" w:space="0" w:color="808080"/>
-              <w:left w:val="single" w:sz="4" w:space="0" w:color="808080"/>
-              <w:bottom w:val="single" w:sz="4" w:space="0" w:color="808080"/>
-              <w:right w:val="single" w:sz="4" w:space="0" w:color="808080"/>
-            </w:tcBorders>
-          </w:tcPr>
-          <w:p>
-            <w:pPr>
-              <w:spacing w:before="20" w:after="20"/>
-              <w:jc w:val="left"/>
-            </w:pPr>
-            <w:r>
-              <w:rPr>
-                <w:rFonts w:ascii="Calibri" w:hAnsi="Calibri"/>
-                <w:b w:val="0"/>
-                <w:i w:val="0"/>
-                <w:color w:val="000000"/>
-                <w:sz w:val="16"/>
-              </w:rPr>
-              <w:t>m</w:t>
-            </w:r>
-          </w:p>
-        </w:tc>
-        <w:tc>
-          <w:tcPr>
-            <w:tcW w:type="dxa" w:w="1247"/>
-            <w:tcBorders>
-              <w:top w:val="single" w:sz="4" w:space="0" w:color="808080"/>
-              <w:left w:val="single" w:sz="4" w:space="0" w:color="808080"/>
-              <w:bottom w:val="single" w:sz="4" w:space="0" w:color="808080"/>
-              <w:right w:val="single" w:sz="4" w:space="0" w:color="808080"/>
-            </w:tcBorders>
-          </w:tcPr>
-          <w:p>
-            <w:pPr>
-              <w:spacing w:before="20" w:after="20"/>
-              <w:jc w:val="left"/>
-            </w:pPr>
-            <w:r>
-              <w:rPr>
-                <w:rFonts w:ascii="Calibri" w:hAnsi="Calibri"/>
-                <w:b w:val="0"/>
-                <w:i w:val="0"/>
-                <w:color w:val="000000"/>
-                <w:sz w:val="16"/>
-              </w:rPr>
-              <w:t>16,000</w:t>
-            </w:r>
-          </w:p>
-        </w:tc>
-        <w:tc>
-          <w:tcPr>
-            <w:tcW w:type="dxa" w:w="1474"/>
-            <w:tcBorders>
-              <w:top w:val="single" w:sz="4" w:space="0" w:color="808080"/>
-              <w:left w:val="single" w:sz="4" w:space="0" w:color="808080"/>
-              <w:bottom w:val="single" w:sz="4" w:space="0" w:color="808080"/>
-              <w:right w:val="single" w:sz="4" w:space="0" w:color="808080"/>
-            </w:tcBorders>
-          </w:tcPr>
-          <w:p>
-            <w:pPr>
-              <w:spacing w:before="20" w:after="20"/>
-              <w:jc w:val="left"/>
-            </w:pPr>
-            <w:r>
-              <w:rPr>
-                <w:rFonts w:ascii="Calibri" w:hAnsi="Calibri"/>
-                <w:b w:val="0"/>
-                <w:i w:val="0"/>
-                <w:color w:val="000000"/>
-                <w:sz w:val="16"/>
-              </w:rPr>
-              <w:t>63,21</w:t>
-            </w:r>
-          </w:p>
-        </w:tc>
-        <w:tc>
-          <w:tcPr>
-            <w:tcW w:type="dxa" w:w="1587"/>
-            <w:tcBorders>
-              <w:top w:val="single" w:sz="4" w:space="0" w:color="808080"/>
-              <w:left w:val="single" w:sz="4" w:space="0" w:color="808080"/>
-              <w:bottom w:val="single" w:sz="4" w:space="0" w:color="808080"/>
-              <w:right w:val="single" w:sz="4" w:space="0" w:color="808080"/>
-            </w:tcBorders>
-          </w:tcPr>
-          <w:p>
-            <w:pPr>
-              <w:spacing w:before="20" w:after="20"/>
-              <w:jc w:val="left"/>
-            </w:pPr>
-            <w:r>
-              <w:rPr>
-                <w:rFonts w:ascii="Calibri" w:hAnsi="Calibri"/>
-                <w:b w:val="0"/>
-                <w:i w:val="0"/>
-                <w:color w:val="000000"/>
-                <w:sz w:val="16"/>
-              </w:rPr>
-              <w:t>1.011,36</w:t>
-            </w:r>
-          </w:p>
-        </w:tc>
-      </w:tr>
-      <w:tr>
-        <w:tc>
-          <w:tcPr>
-            <w:tcW w:type="dxa" w:w="624"/>
-            <w:tcBorders>
-              <w:top w:val="single" w:sz="4" w:space="0" w:color="808080"/>
-              <w:left w:val="single" w:sz="4" w:space="0" w:color="808080"/>
-              <w:bottom w:val="single" w:sz="4" w:space="0" w:color="808080"/>
-              <w:right w:val="single" w:sz="4" w:space="0" w:color="808080"/>
-            </w:tcBorders>
-          </w:tcPr>
-          <w:p>
-            <w:pPr>
-              <w:spacing w:before="20" w:after="20"/>
-              <w:jc w:val="left"/>
-            </w:pPr>
-            <w:r>
-              <w:rPr>
-                <w:rFonts w:ascii="Calibri" w:hAnsi="Calibri"/>
-                <w:b w:val="0"/>
-                <w:i w:val="0"/>
-                <w:color w:val="000000"/>
-                <w:sz w:val="16"/>
-              </w:rPr>
-              <w:t>40</w:t>
+              <w:t>37</w:t>
             </w:r>
           </w:p>
         </w:tc>
@@ -8126,7 +7634,7 @@
                 <w:color w:val="000000"/>
                 <w:sz w:val="16"/>
               </w:rPr>
-              <w:t>423.507,00</w:t>
+              <w:t>467.349,29</w:t>
             </w:r>
           </w:p>
         </w:tc>
@@ -8153,7 +7661,7 @@
                 <w:color w:val="000000"/>
                 <w:sz w:val="16"/>
               </w:rPr>
-              <w:t>423.507,00</w:t>
+              <w:t>467.349,29</w:t>
             </w:r>
           </w:p>
         </w:tc>
@@ -8182,171 +7690,7 @@
                 <w:color w:val="000000"/>
                 <w:sz w:val="16"/>
               </w:rPr>
-              <w:t>41</w:t>
-            </w:r>
-          </w:p>
-        </w:tc>
-        <w:tc>
-          <w:tcPr>
-            <w:tcW w:type="dxa" w:w="4706"/>
-            <w:tcBorders>
-              <w:top w:val="single" w:sz="4" w:space="0" w:color="808080"/>
-              <w:left w:val="single" w:sz="4" w:space="0" w:color="808080"/>
-              <w:bottom w:val="single" w:sz="4" w:space="0" w:color="808080"/>
-              <w:right w:val="single" w:sz="4" w:space="0" w:color="808080"/>
-            </w:tcBorders>
-          </w:tcPr>
-          <w:p>
-            <w:pPr>
-              <w:spacing w:before="20" w:after="20"/>
-              <w:jc w:val="left"/>
-            </w:pPr>
-            <w:r>
-              <w:rPr>
-                <w:rFonts w:ascii="Calibri" w:hAnsi="Calibri"/>
-                <w:b w:val="0"/>
-                <w:i w:val="0"/>
-                <w:color w:val="000000"/>
-                <w:sz w:val="16"/>
-              </w:rPr>
-              <w:t>Dizel elektrojen grubunun montajı — yerine konulması, bağlantıları ve işler hâlde teslimi</w:t>
-            </w:r>
-          </w:p>
-        </w:tc>
-        <w:tc>
-          <w:tcPr>
-            <w:tcW w:type="dxa" w:w="794"/>
-            <w:tcBorders>
-              <w:top w:val="single" w:sz="4" w:space="0" w:color="808080"/>
-              <w:left w:val="single" w:sz="4" w:space="0" w:color="808080"/>
-              <w:bottom w:val="single" w:sz="4" w:space="0" w:color="808080"/>
-              <w:right w:val="single" w:sz="4" w:space="0" w:color="808080"/>
-            </w:tcBorders>
-          </w:tcPr>
-          <w:p>
-            <w:pPr>
-              <w:spacing w:before="20" w:after="20"/>
-              <w:jc w:val="left"/>
-            </w:pPr>
-            <w:r>
-              <w:rPr>
-                <w:rFonts w:ascii="Calibri" w:hAnsi="Calibri"/>
-                <w:b w:val="0"/>
-                <w:i w:val="0"/>
-                <w:color w:val="000000"/>
-                <w:sz w:val="16"/>
-              </w:rPr>
-              <w:t>ad</w:t>
-            </w:r>
-          </w:p>
-        </w:tc>
-        <w:tc>
-          <w:tcPr>
-            <w:tcW w:type="dxa" w:w="1247"/>
-            <w:tcBorders>
-              <w:top w:val="single" w:sz="4" w:space="0" w:color="808080"/>
-              <w:left w:val="single" w:sz="4" w:space="0" w:color="808080"/>
-              <w:bottom w:val="single" w:sz="4" w:space="0" w:color="808080"/>
-              <w:right w:val="single" w:sz="4" w:space="0" w:color="808080"/>
-            </w:tcBorders>
-          </w:tcPr>
-          <w:p>
-            <w:pPr>
-              <w:spacing w:before="20" w:after="20"/>
-              <w:jc w:val="left"/>
-            </w:pPr>
-            <w:r>
-              <w:rPr>
-                <w:rFonts w:ascii="Calibri" w:hAnsi="Calibri"/>
-                <w:b w:val="0"/>
-                <w:i w:val="0"/>
-                <w:color w:val="000000"/>
-                <w:sz w:val="16"/>
-              </w:rPr>
-              <w:t>1,000</w:t>
-            </w:r>
-          </w:p>
-        </w:tc>
-        <w:tc>
-          <w:tcPr>
-            <w:tcW w:type="dxa" w:w="1474"/>
-            <w:tcBorders>
-              <w:top w:val="single" w:sz="4" w:space="0" w:color="808080"/>
-              <w:left w:val="single" w:sz="4" w:space="0" w:color="808080"/>
-              <w:bottom w:val="single" w:sz="4" w:space="0" w:color="808080"/>
-              <w:right w:val="single" w:sz="4" w:space="0" w:color="808080"/>
-            </w:tcBorders>
-          </w:tcPr>
-          <w:p>
-            <w:pPr>
-              <w:spacing w:before="20" w:after="20"/>
-              <w:jc w:val="left"/>
-            </w:pPr>
-            <w:r>
-              <w:rPr>
-                <w:rFonts w:ascii="Calibri" w:hAnsi="Calibri"/>
-                <w:b w:val="0"/>
-                <w:i w:val="0"/>
-                <w:color w:val="000000"/>
-                <w:sz w:val="16"/>
-              </w:rPr>
-              <w:t>20.872,19</w:t>
-            </w:r>
-          </w:p>
-        </w:tc>
-        <w:tc>
-          <w:tcPr>
-            <w:tcW w:type="dxa" w:w="1587"/>
-            <w:tcBorders>
-              <w:top w:val="single" w:sz="4" w:space="0" w:color="808080"/>
-              <w:left w:val="single" w:sz="4" w:space="0" w:color="808080"/>
-              <w:bottom w:val="single" w:sz="4" w:space="0" w:color="808080"/>
-              <w:right w:val="single" w:sz="4" w:space="0" w:color="808080"/>
-            </w:tcBorders>
-          </w:tcPr>
-          <w:p>
-            <w:pPr>
-              <w:spacing w:before="20" w:after="20"/>
-              <w:jc w:val="left"/>
-            </w:pPr>
-            <w:r>
-              <w:rPr>
-                <w:rFonts w:ascii="Calibri" w:hAnsi="Calibri"/>
-                <w:b w:val="0"/>
-                <w:i w:val="0"/>
-                <w:color w:val="000000"/>
-                <w:sz w:val="16"/>
-              </w:rPr>
-              <w:t>20.872,19</w:t>
-            </w:r>
-          </w:p>
-        </w:tc>
-      </w:tr>
-      <w:tr>
-        <w:tc>
-          <w:tcPr>
-            <w:tcW w:type="dxa" w:w="624"/>
-            <w:tcBorders>
-              <w:top w:val="single" w:sz="4" w:space="0" w:color="808080"/>
-              <w:left w:val="single" w:sz="4" w:space="0" w:color="808080"/>
-              <w:bottom w:val="single" w:sz="4" w:space="0" w:color="808080"/>
-              <w:right w:val="single" w:sz="4" w:space="0" w:color="808080"/>
-            </w:tcBorders>
-          </w:tcPr>
-          <w:p>
-            <w:pPr>
-              <w:spacing w:before="20" w:after="20"/>
-              <w:jc w:val="left"/>
-            </w:pPr>
-            <w:r>
-              <w:rPr>
-                <w:rFonts w:ascii="Calibri" w:hAnsi="Calibri"/>
-                <w:b w:val="0"/>
-                <w:i w:val="0"/>
-                <w:color w:val="000000"/>
-                <w:sz w:val="16"/>
-              </w:rPr>
-              <w:t>42</w:t>
+              <w:t>38</w:t>
             </w:r>
           </w:p>
         </w:tc>
@@ -8454,7 +7798,7 @@
                 <w:color w:val="000000"/>
                 <w:sz w:val="16"/>
               </w:rPr>
-              <w:t>72.181,20</w:t>
+              <w:t>79.653,55</w:t>
             </w:r>
           </w:p>
         </w:tc>
@@ -8481,7 +7825,7 @@
                 <w:color w:val="000000"/>
                 <w:sz w:val="16"/>
               </w:rPr>
-              <w:t>72.181,20</w:t>
+              <w:t>79.653,55</w:t>
             </w:r>
           </w:p>
         </w:tc>
@@ -8510,171 +7854,7 @@
                 <w:color w:val="000000"/>
                 <w:sz w:val="16"/>
               </w:rPr>
-              <w:t>43</w:t>
-            </w:r>
-          </w:p>
-        </w:tc>
-        <w:tc>
-          <w:tcPr>
-            <w:tcW w:type="dxa" w:w="4706"/>
-            <w:tcBorders>
-              <w:top w:val="single" w:sz="4" w:space="0" w:color="808080"/>
-              <w:left w:val="single" w:sz="4" w:space="0" w:color="808080"/>
-              <w:bottom w:val="single" w:sz="4" w:space="0" w:color="808080"/>
-              <w:right w:val="single" w:sz="4" w:space="0" w:color="808080"/>
-            </w:tcBorders>
-          </w:tcPr>
-          <w:p>
-            <w:pPr>
-              <w:spacing w:before="20" w:after="20"/>
-              <w:jc w:val="left"/>
-            </w:pPr>
-            <w:r>
-              <w:rPr>
-                <w:rFonts w:ascii="Calibri" w:hAnsi="Calibri"/>
-                <w:b w:val="0"/>
-                <w:i w:val="0"/>
-                <w:color w:val="000000"/>
-                <w:sz w:val="16"/>
-              </w:rPr>
-              <w:t>Jeneratör ses izolasyon kabininin montajı</w:t>
-            </w:r>
-          </w:p>
-        </w:tc>
-        <w:tc>
-          <w:tcPr>
-            <w:tcW w:type="dxa" w:w="794"/>
-            <w:tcBorders>
-              <w:top w:val="single" w:sz="4" w:space="0" w:color="808080"/>
-              <w:left w:val="single" w:sz="4" w:space="0" w:color="808080"/>
-              <w:bottom w:val="single" w:sz="4" w:space="0" w:color="808080"/>
-              <w:right w:val="single" w:sz="4" w:space="0" w:color="808080"/>
-            </w:tcBorders>
-          </w:tcPr>
-          <w:p>
-            <w:pPr>
-              <w:spacing w:before="20" w:after="20"/>
-              <w:jc w:val="left"/>
-            </w:pPr>
-            <w:r>
-              <w:rPr>
-                <w:rFonts w:ascii="Calibri" w:hAnsi="Calibri"/>
-                <w:b w:val="0"/>
-                <w:i w:val="0"/>
-                <w:color w:val="000000"/>
-                <w:sz w:val="16"/>
-              </w:rPr>
-              <w:t>ad</w:t>
-            </w:r>
-          </w:p>
-        </w:tc>
-        <w:tc>
-          <w:tcPr>
-            <w:tcW w:type="dxa" w:w="1247"/>
-            <w:tcBorders>
-              <w:top w:val="single" w:sz="4" w:space="0" w:color="808080"/>
-              <w:left w:val="single" w:sz="4" w:space="0" w:color="808080"/>
-              <w:bottom w:val="single" w:sz="4" w:space="0" w:color="808080"/>
-              <w:right w:val="single" w:sz="4" w:space="0" w:color="808080"/>
-            </w:tcBorders>
-          </w:tcPr>
-          <w:p>
-            <w:pPr>
-              <w:spacing w:before="20" w:after="20"/>
-              <w:jc w:val="left"/>
-            </w:pPr>
-            <w:r>
-              <w:rPr>
-                <w:rFonts w:ascii="Calibri" w:hAnsi="Calibri"/>
-                <w:b w:val="0"/>
-                <w:i w:val="0"/>
-                <w:color w:val="000000"/>
-                <w:sz w:val="16"/>
-              </w:rPr>
-              <w:t>1,000</w:t>
-            </w:r>
-          </w:p>
-        </w:tc>
-        <w:tc>
-          <w:tcPr>
-            <w:tcW w:type="dxa" w:w="1474"/>
-            <w:tcBorders>
-              <w:top w:val="single" w:sz="4" w:space="0" w:color="808080"/>
-              <w:left w:val="single" w:sz="4" w:space="0" w:color="808080"/>
-              <w:bottom w:val="single" w:sz="4" w:space="0" w:color="808080"/>
-              <w:right w:val="single" w:sz="4" w:space="0" w:color="808080"/>
-            </w:tcBorders>
-          </w:tcPr>
-          <w:p>
-            <w:pPr>
-              <w:spacing w:before="20" w:after="20"/>
-              <w:jc w:val="left"/>
-            </w:pPr>
-            <w:r>
-              <w:rPr>
-                <w:rFonts w:ascii="Calibri" w:hAnsi="Calibri"/>
-                <w:b w:val="0"/>
-                <w:i w:val="0"/>
-                <w:color w:val="000000"/>
-                <w:sz w:val="16"/>
-              </w:rPr>
-              <w:t>6.208,76</w:t>
-            </w:r>
-          </w:p>
-        </w:tc>
-        <w:tc>
-          <w:tcPr>
-            <w:tcW w:type="dxa" w:w="1587"/>
-            <w:tcBorders>
-              <w:top w:val="single" w:sz="4" w:space="0" w:color="808080"/>
-              <w:left w:val="single" w:sz="4" w:space="0" w:color="808080"/>
-              <w:bottom w:val="single" w:sz="4" w:space="0" w:color="808080"/>
-              <w:right w:val="single" w:sz="4" w:space="0" w:color="808080"/>
-            </w:tcBorders>
-          </w:tcPr>
-          <w:p>
-            <w:pPr>
-              <w:spacing w:before="20" w:after="20"/>
-              <w:jc w:val="left"/>
-            </w:pPr>
-            <w:r>
-              <w:rPr>
-                <w:rFonts w:ascii="Calibri" w:hAnsi="Calibri"/>
-                <w:b w:val="0"/>
-                <w:i w:val="0"/>
-                <w:color w:val="000000"/>
-                <w:sz w:val="16"/>
-              </w:rPr>
-              <w:t>6.208,76</w:t>
-            </w:r>
-          </w:p>
-        </w:tc>
-      </w:tr>
-      <w:tr>
-        <w:tc>
-          <w:tcPr>
-            <w:tcW w:type="dxa" w:w="624"/>
-            <w:tcBorders>
-              <w:top w:val="single" w:sz="4" w:space="0" w:color="808080"/>
-              <w:left w:val="single" w:sz="4" w:space="0" w:color="808080"/>
-              <w:bottom w:val="single" w:sz="4" w:space="0" w:color="808080"/>
-              <w:right w:val="single" w:sz="4" w:space="0" w:color="808080"/>
-            </w:tcBorders>
-          </w:tcPr>
-          <w:p>
-            <w:pPr>
-              <w:spacing w:before="20" w:after="20"/>
-              <w:jc w:val="left"/>
-            </w:pPr>
-            <w:r>
-              <w:rPr>
-                <w:rFonts w:ascii="Calibri" w:hAnsi="Calibri"/>
-                <w:b w:val="0"/>
-                <w:i w:val="0"/>
-                <w:color w:val="000000"/>
-                <w:sz w:val="16"/>
-              </w:rPr>
-              <w:t>44</w:t>
+              <w:t>39</w:t>
             </w:r>
           </w:p>
         </w:tc>
@@ -8838,7 +8018,7 @@
                 <w:color w:val="000000"/>
                 <w:sz w:val="16"/>
               </w:rPr>
-              <w:t>45</w:t>
+              <w:t>40</w:t>
             </w:r>
           </w:p>
         </w:tc>
@@ -9002,7 +8182,7 @@
                 <w:color w:val="000000"/>
                 <w:sz w:val="16"/>
               </w:rPr>
-              <w:t>46</w:t>
+              <w:t>41</w:t>
             </w:r>
           </w:p>
         </w:tc>
@@ -9166,7 +8346,7 @@
                 <w:color w:val="000000"/>
                 <w:sz w:val="16"/>
               </w:rPr>
-              <w:t>47</w:t>
+              <w:t>42</w:t>
             </w:r>
           </w:p>
         </w:tc>
@@ -9330,7 +8510,7 @@
                 <w:color w:val="000000"/>
                 <w:sz w:val="16"/>
               </w:rPr>
-              <w:t>48</w:t>
+              <w:t>43</w:t>
             </w:r>
           </w:p>
         </w:tc>
@@ -9589,7 +8769,7 @@
                 <w:color w:val="000000"/>
                 <w:sz w:val="16"/>
               </w:rPr>
-              <w:t>7.876.502,09</w:t>
+              <w:t>7.887.227,25</w:t>
             </w:r>
           </w:p>
         </w:tc>
@@ -9713,7 +8893,7 @@
                 <w:color w:val="000000"/>
                 <w:sz w:val="16"/>
               </w:rPr>
-              <w:t>1.575.300,42</w:t>
+              <w:t>1.577.445,45</w:t>
             </w:r>
           </w:p>
         </w:tc>
@@ -9837,7 +9017,7 @@
                 <w:color w:val="000000"/>
                 <w:sz w:val="16"/>
               </w:rPr>
-              <w:t>9.451.802,51</w:t>
+              <w:t>9.464.672,70</w:t>
             </w:r>
           </w:p>
         </w:tc>

--- a/belgeler/13_TEKLIF_MARFEN_01_KUMES_A_BLOK.docx
+++ b/belgeler/13_TEKLIF_MARFEN_01_KUMES_A_BLOK.docx
@@ -8045,170 +8045,6 @@
                 <w:color w:val="000000"/>
                 <w:sz w:val="16"/>
               </w:rPr>
-              <w:t>Kablo tava sistemlerinin montajı — askı ve konsollarla tavana veya duvara tespiti; ek parça, konsol, askı tiji, vida ve somun bedelleri dâhildir, ayrıca ödenmez</w:t>
-            </w:r>
-          </w:p>
-        </w:tc>
-        <w:tc>
-          <w:tcPr>
-            <w:tcW w:type="dxa" w:w="794"/>
-            <w:tcBorders>
-              <w:top w:val="single" w:sz="4" w:space="0" w:color="808080"/>
-              <w:left w:val="single" w:sz="4" w:space="0" w:color="808080"/>
-              <w:bottom w:val="single" w:sz="4" w:space="0" w:color="808080"/>
-              <w:right w:val="single" w:sz="4" w:space="0" w:color="808080"/>
-            </w:tcBorders>
-          </w:tcPr>
-          <w:p>
-            <w:pPr>
-              <w:spacing w:before="20" w:after="20"/>
-              <w:jc w:val="left"/>
-            </w:pPr>
-            <w:r>
-              <w:rPr>
-                <w:rFonts w:ascii="Calibri" w:hAnsi="Calibri"/>
-                <w:b w:val="0"/>
-                <w:i w:val="0"/>
-                <w:color w:val="000000"/>
-                <w:sz w:val="16"/>
-              </w:rPr>
-              <w:t>kg</w:t>
-            </w:r>
-          </w:p>
-        </w:tc>
-        <w:tc>
-          <w:tcPr>
-            <w:tcW w:type="dxa" w:w="1247"/>
-            <w:tcBorders>
-              <w:top w:val="single" w:sz="4" w:space="0" w:color="808080"/>
-              <w:left w:val="single" w:sz="4" w:space="0" w:color="808080"/>
-              <w:bottom w:val="single" w:sz="4" w:space="0" w:color="808080"/>
-              <w:right w:val="single" w:sz="4" w:space="0" w:color="808080"/>
-            </w:tcBorders>
-          </w:tcPr>
-          <w:p>
-            <w:pPr>
-              <w:spacing w:before="20" w:after="20"/>
-              <w:jc w:val="left"/>
-            </w:pPr>
-            <w:r>
-              <w:rPr>
-                <w:rFonts w:ascii="Calibri" w:hAnsi="Calibri"/>
-                <w:b w:val="0"/>
-                <w:i w:val="0"/>
-                <w:color w:val="000000"/>
-                <w:sz w:val="16"/>
-              </w:rPr>
-              <w:t>502,000</w:t>
-            </w:r>
-          </w:p>
-        </w:tc>
-        <w:tc>
-          <w:tcPr>
-            <w:tcW w:type="dxa" w:w="1474"/>
-            <w:tcBorders>
-              <w:top w:val="single" w:sz="4" w:space="0" w:color="808080"/>
-              <w:left w:val="single" w:sz="4" w:space="0" w:color="808080"/>
-              <w:bottom w:val="single" w:sz="4" w:space="0" w:color="808080"/>
-              <w:right w:val="single" w:sz="4" w:space="0" w:color="808080"/>
-            </w:tcBorders>
-          </w:tcPr>
-          <w:p>
-            <w:pPr>
-              <w:spacing w:before="20" w:after="20"/>
-              <w:jc w:val="left"/>
-            </w:pPr>
-            <w:r>
-              <w:rPr>
-                <w:rFonts w:ascii="Calibri" w:hAnsi="Calibri"/>
-                <w:b w:val="0"/>
-                <w:i w:val="0"/>
-                <w:color w:val="000000"/>
-                <w:sz w:val="16"/>
-              </w:rPr>
-              <w:t>38,72</w:t>
-            </w:r>
-          </w:p>
-        </w:tc>
-        <w:tc>
-          <w:tcPr>
-            <w:tcW w:type="dxa" w:w="1587"/>
-            <w:tcBorders>
-              <w:top w:val="single" w:sz="4" w:space="0" w:color="808080"/>
-              <w:left w:val="single" w:sz="4" w:space="0" w:color="808080"/>
-              <w:bottom w:val="single" w:sz="4" w:space="0" w:color="808080"/>
-              <w:right w:val="single" w:sz="4" w:space="0" w:color="808080"/>
-            </w:tcBorders>
-          </w:tcPr>
-          <w:p>
-            <w:pPr>
-              <w:spacing w:before="20" w:after="20"/>
-              <w:jc w:val="left"/>
-            </w:pPr>
-            <w:r>
-              <w:rPr>
-                <w:rFonts w:ascii="Calibri" w:hAnsi="Calibri"/>
-                <w:b w:val="0"/>
-                <w:i w:val="0"/>
-                <w:color w:val="000000"/>
-                <w:sz w:val="16"/>
-              </w:rPr>
-              <w:t>19.437,44</w:t>
-            </w:r>
-          </w:p>
-        </w:tc>
-      </w:tr>
-      <w:tr>
-        <w:tc>
-          <w:tcPr>
-            <w:tcW w:type="dxa" w:w="624"/>
-            <w:tcBorders>
-              <w:top w:val="single" w:sz="4" w:space="0" w:color="808080"/>
-              <w:left w:val="single" w:sz="4" w:space="0" w:color="808080"/>
-              <w:bottom w:val="single" w:sz="4" w:space="0" w:color="808080"/>
-              <w:right w:val="single" w:sz="4" w:space="0" w:color="808080"/>
-            </w:tcBorders>
-          </w:tcPr>
-          <w:p>
-            <w:pPr>
-              <w:spacing w:before="20" w:after="20"/>
-              <w:jc w:val="left"/>
-            </w:pPr>
-            <w:r>
-              <w:rPr>
-                <w:rFonts w:ascii="Calibri" w:hAnsi="Calibri"/>
-                <w:b w:val="0"/>
-                <w:i w:val="0"/>
-                <w:color w:val="000000"/>
-                <w:sz w:val="16"/>
-              </w:rPr>
-              <w:t>41</w:t>
-            </w:r>
-          </w:p>
-        </w:tc>
-        <w:tc>
-          <w:tcPr>
-            <w:tcW w:type="dxa" w:w="4706"/>
-            <w:tcBorders>
-              <w:top w:val="single" w:sz="4" w:space="0" w:color="808080"/>
-              <w:left w:val="single" w:sz="4" w:space="0" w:color="808080"/>
-              <w:bottom w:val="single" w:sz="4" w:space="0" w:color="808080"/>
-              <w:right w:val="single" w:sz="4" w:space="0" w:color="808080"/>
-            </w:tcBorders>
-          </w:tcPr>
-          <w:p>
-            <w:pPr>
-              <w:spacing w:before="20" w:after="20"/>
-              <w:jc w:val="left"/>
-            </w:pPr>
-            <w:r>
-              <w:rPr>
-                <w:rFonts w:ascii="Calibri" w:hAnsi="Calibri"/>
-                <w:b w:val="0"/>
-                <w:i w:val="0"/>
-                <w:color w:val="000000"/>
-                <w:sz w:val="16"/>
-              </w:rPr>
               <w:t>Kablo tava sistemleri kapak sacı — 35.190.1100 pozuna uygun özellikte, 1,0 mm sıcak daldırma galvanizli (malzeme) (%25 müteahhit kârı dahil)</w:t>
             </w:r>
           </w:p>
@@ -8346,171 +8182,7 @@
                 <w:color w:val="000000"/>
                 <w:sz w:val="16"/>
               </w:rPr>
-              <w:t>42</w:t>
-            </w:r>
-          </w:p>
-        </w:tc>
-        <w:tc>
-          <w:tcPr>
-            <w:tcW w:type="dxa" w:w="4706"/>
-            <w:tcBorders>
-              <w:top w:val="single" w:sz="4" w:space="0" w:color="808080"/>
-              <w:left w:val="single" w:sz="4" w:space="0" w:color="808080"/>
-              <w:bottom w:val="single" w:sz="4" w:space="0" w:color="808080"/>
-              <w:right w:val="single" w:sz="4" w:space="0" w:color="808080"/>
-            </w:tcBorders>
-          </w:tcPr>
-          <w:p>
-            <w:pPr>
-              <w:spacing w:before="20" w:after="20"/>
-              <w:jc w:val="left"/>
-            </w:pPr>
-            <w:r>
-              <w:rPr>
-                <w:rFonts w:ascii="Calibri" w:hAnsi="Calibri"/>
-                <w:b w:val="0"/>
-                <w:i w:val="0"/>
-                <w:color w:val="000000"/>
-                <w:sz w:val="16"/>
-              </w:rPr>
-              <w:t>Kablo tava sistemleri kapak sacının montajı — onaylı projesinde belirtilen kanalların kapatılması; her türlü işçilik ve malzeme dâhil, işler hâlde teslim</w:t>
-            </w:r>
-          </w:p>
-        </w:tc>
-        <w:tc>
-          <w:tcPr>
-            <w:tcW w:type="dxa" w:w="794"/>
-            <w:tcBorders>
-              <w:top w:val="single" w:sz="4" w:space="0" w:color="808080"/>
-              <w:left w:val="single" w:sz="4" w:space="0" w:color="808080"/>
-              <w:bottom w:val="single" w:sz="4" w:space="0" w:color="808080"/>
-              <w:right w:val="single" w:sz="4" w:space="0" w:color="808080"/>
-            </w:tcBorders>
-          </w:tcPr>
-          <w:p>
-            <w:pPr>
-              <w:spacing w:before="20" w:after="20"/>
-              <w:jc w:val="left"/>
-            </w:pPr>
-            <w:r>
-              <w:rPr>
-                <w:rFonts w:ascii="Calibri" w:hAnsi="Calibri"/>
-                <w:b w:val="0"/>
-                <w:i w:val="0"/>
-                <w:color w:val="000000"/>
-                <w:sz w:val="16"/>
-              </w:rPr>
-              <w:t>kg</w:t>
-            </w:r>
-          </w:p>
-        </w:tc>
-        <w:tc>
-          <w:tcPr>
-            <w:tcW w:type="dxa" w:w="1247"/>
-            <w:tcBorders>
-              <w:top w:val="single" w:sz="4" w:space="0" w:color="808080"/>
-              <w:left w:val="single" w:sz="4" w:space="0" w:color="808080"/>
-              <w:bottom w:val="single" w:sz="4" w:space="0" w:color="808080"/>
-              <w:right w:val="single" w:sz="4" w:space="0" w:color="808080"/>
-            </w:tcBorders>
-          </w:tcPr>
-          <w:p>
-            <w:pPr>
-              <w:spacing w:before="20" w:after="20"/>
-              <w:jc w:val="left"/>
-            </w:pPr>
-            <w:r>
-              <w:rPr>
-                <w:rFonts w:ascii="Calibri" w:hAnsi="Calibri"/>
-                <w:b w:val="0"/>
-                <w:i w:val="0"/>
-                <w:color w:val="000000"/>
-                <w:sz w:val="16"/>
-              </w:rPr>
-              <w:t>361,200</w:t>
-            </w:r>
-          </w:p>
-        </w:tc>
-        <w:tc>
-          <w:tcPr>
-            <w:tcW w:type="dxa" w:w="1474"/>
-            <w:tcBorders>
-              <w:top w:val="single" w:sz="4" w:space="0" w:color="808080"/>
-              <w:left w:val="single" w:sz="4" w:space="0" w:color="808080"/>
-              <w:bottom w:val="single" w:sz="4" w:space="0" w:color="808080"/>
-              <w:right w:val="single" w:sz="4" w:space="0" w:color="808080"/>
-            </w:tcBorders>
-          </w:tcPr>
-          <w:p>
-            <w:pPr>
-              <w:spacing w:before="20" w:after="20"/>
-              <w:jc w:val="left"/>
-            </w:pPr>
-            <w:r>
-              <w:rPr>
-                <w:rFonts w:ascii="Calibri" w:hAnsi="Calibri"/>
-                <w:b w:val="0"/>
-                <w:i w:val="0"/>
-                <w:color w:val="000000"/>
-                <w:sz w:val="16"/>
-              </w:rPr>
-              <w:t>21,30</w:t>
-            </w:r>
-          </w:p>
-        </w:tc>
-        <w:tc>
-          <w:tcPr>
-            <w:tcW w:type="dxa" w:w="1587"/>
-            <w:tcBorders>
-              <w:top w:val="single" w:sz="4" w:space="0" w:color="808080"/>
-              <w:left w:val="single" w:sz="4" w:space="0" w:color="808080"/>
-              <w:bottom w:val="single" w:sz="4" w:space="0" w:color="808080"/>
-              <w:right w:val="single" w:sz="4" w:space="0" w:color="808080"/>
-            </w:tcBorders>
-          </w:tcPr>
-          <w:p>
-            <w:pPr>
-              <w:spacing w:before="20" w:after="20"/>
-              <w:jc w:val="left"/>
-            </w:pPr>
-            <w:r>
-              <w:rPr>
-                <w:rFonts w:ascii="Calibri" w:hAnsi="Calibri"/>
-                <w:b w:val="0"/>
-                <w:i w:val="0"/>
-                <w:color w:val="000000"/>
-                <w:sz w:val="16"/>
-              </w:rPr>
-              <w:t>7.693,56</w:t>
-            </w:r>
-          </w:p>
-        </w:tc>
-      </w:tr>
-      <w:tr>
-        <w:tc>
-          <w:tcPr>
-            <w:tcW w:type="dxa" w:w="624"/>
-            <w:tcBorders>
-              <w:top w:val="single" w:sz="4" w:space="0" w:color="808080"/>
-              <w:left w:val="single" w:sz="4" w:space="0" w:color="808080"/>
-              <w:bottom w:val="single" w:sz="4" w:space="0" w:color="808080"/>
-              <w:right w:val="single" w:sz="4" w:space="0" w:color="808080"/>
-            </w:tcBorders>
-          </w:tcPr>
-          <w:p>
-            <w:pPr>
-              <w:spacing w:before="20" w:after="20"/>
-              <w:jc w:val="left"/>
-            </w:pPr>
-            <w:r>
-              <w:rPr>
-                <w:rFonts w:ascii="Calibri" w:hAnsi="Calibri"/>
-                <w:b w:val="0"/>
-                <w:i w:val="0"/>
-                <w:color w:val="000000"/>
-                <w:sz w:val="16"/>
-              </w:rPr>
-              <w:t>43</w:t>
+              <w:t>41</w:t>
             </w:r>
           </w:p>
         </w:tc>
@@ -8769,7 +8441,7 @@
                 <w:color w:val="000000"/>
                 <w:sz w:val="16"/>
               </w:rPr>
-              <w:t>7.887.227,25</w:t>
+              <w:t>7.860.096,25</w:t>
             </w:r>
           </w:p>
         </w:tc>
@@ -8893,7 +8565,7 @@
                 <w:color w:val="000000"/>
                 <w:sz w:val="16"/>
               </w:rPr>
-              <w:t>1.577.445,45</w:t>
+              <w:t>1.572.019,25</w:t>
             </w:r>
           </w:p>
         </w:tc>
@@ -9017,7 +8689,7 @@
                 <w:color w:val="000000"/>
                 <w:sz w:val="16"/>
               </w:rPr>
-              <w:t>9.464.672,70</w:t>
+              <w:t>9.432.115,50</w:t>
             </w:r>
           </w:p>
         </w:tc>
